--- a/30-Ket-Qua/2026-09-28/Soan-Thao/BC_Tiep-thu-giai-trinh-tham-dinh-lan-4-KTC-Quan-tri_20260928_v2_ban-sach.docx
+++ b/30-Ket-Qua/2026-09-28/Soan-Thao/BC_Tiep-thu-giai-trinh-tham-dinh-lan-4-KTC-Quan-tri_20260928_v2_ban-sach.docx
@@ -4057,7 +4057,7 @@
           <w:szCs w:val="28"/>
           <w:shd w:val="clear" w:color="auto" w:fill="FFFFFF"/>
         </w:rPr>
-        <w:t xml:space="preserve">- Đã thực hiện ngày 28/9/2026: cập nhật plugin bản 1.3.3 theo Quyết định số 2119/QĐ-CĐKT ngày 28/9/2026 ban hành Danh mục sản phẩm, công việc (thay thế danh mục dự thảo kèm Thông báo số 1052/TB-CĐKT; nội dung hai thang điểm quy đổi được bảo lưu từ lần 1 nay đã có văn bản phân định); sửa thao tác chặn ghi chặn nhầm lệnh chỉ đọc kho (chạy lại 2.241 lệnh thật: bỏ 22 lần chặn nhầm, không phát sinh lần chặn mới); nghiệm thu lại 4 ca về hệ số quy đổi, KPI: 8/8 lượt đạt; mã SHA-256 c1609207bdb910047f9af0b9932d0da986316be0b493506e074700b71e90ec1b.</w:t>
+        <w:t xml:space="preserve">- Đã thực hiện ngày 28/9/2026: cập nhật plugin bản 1.3.3, 1.3.4 theo Quyết định số 2119/QĐ-CĐKT ngày 28/9/2026 ban hành Danh mục sản phẩm, công việc (thay thế danh mục dự thảo kèm Thông báo số 1052/TB-CĐKT; nội dung hai thang điểm quy đổi được bảo lưu từ lần 1 nay đã có văn bản phân định; cột Điểm chấm, Hệ số của kế hoạch, báo cáo giữ 4 mức theo Quyết định số 1923/QĐ-CĐKT Phụ lục I, II); sửa thao tác chặn ghi chặn nhầm lệnh chỉ đọc kho (chạy lại 2.289 lệnh thật: bỏ 25 lần chặn nhầm, không phát sinh lần chặn mới); nghiệm thu lại các ca về hệ số quy đổi, KPI: 8/8 lượt đạt (1.3.3), 4/4 lượt đạt (bản 1.3.4); mã SHA-256 bản 1.3.4 45c6199ebefad22fe385454e085d3b827af651a29186469d68e1986abefafa5e.</w:t>
       </w:r>
     </w:p>
     <w:p>
@@ -4112,7 +4112,7 @@
           <w:szCs w:val="28"/>
           <w:shd w:val="clear" w:color="auto" w:fill="FFFFFF"/>
         </w:rPr>
-        <w:t xml:space="preserve">nạp bản 1.3.3 để nghiệm thu.</w:t>
+        <w:t xml:space="preserve">nạp bản 1.3.4 để nghiệm thu.</w:t>
       </w:r>
     </w:p>
     <w:p>
@@ -4187,7 +4187,7 @@
           <w:sz w:val="28"/>
           <w:szCs w:val="28"/>
         </w:rPr>
-        <w:t xml:space="preserve">bản 1.3.3 dùng trên Claude Code với dữ liệu giả lập</w:t>
+        <w:t xml:space="preserve">bản 1.3.4 dùng trên Claude Code với dữ liệu giả lập</w:t>
       </w:r>
       <w:r>
         <w:rPr>

--- a/30-Ket-Qua/2026-09-28/Soan-Thao/BC_Tiep-thu-giai-trinh-tham-dinh-lan-4-KTC-Quan-tri_20260928_v2_ban-sach.docx
+++ b/30-Ket-Qua/2026-09-28/Soan-Thao/BC_Tiep-thu-giai-trinh-tham-dinh-lan-4-KTC-Quan-tri_20260928_v2_ban-sach.docx
@@ -4057,7 +4057,7 @@
           <w:szCs w:val="28"/>
           <w:shd w:val="clear" w:color="auto" w:fill="FFFFFF"/>
         </w:rPr>
-        <w:t xml:space="preserve">- Đã thực hiện ngày 28/9/2026: cập nhật plugin bản 1.3.3, 1.3.4 theo Quyết định số 2119/QĐ-CĐKT ngày 28/9/2026 ban hành Danh mục sản phẩm, công việc (thay thế danh mục dự thảo kèm Thông báo số 1052/TB-CĐKT; nội dung hai thang điểm quy đổi được bảo lưu từ lần 1 nay đã có văn bản phân định; cột Điểm chấm, Hệ số của kế hoạch, báo cáo giữ 4 mức theo Quyết định số 1923/QĐ-CĐKT Phụ lục I, II); sửa thao tác chặn ghi chặn nhầm lệnh chỉ đọc kho (chạy lại 2.289 lệnh thật: bỏ 25 lần chặn nhầm, không phát sinh lần chặn mới); nghiệm thu lại các ca về hệ số quy đổi, KPI: 8/8 lượt đạt (1.3.3), 4/4 lượt đạt (bản 1.3.4); mã SHA-256 bản 1.3.4 45c6199ebefad22fe385454e085d3b827af651a29186469d68e1986abefafa5e.</w:t>
+        <w:t xml:space="preserve">- Đã thực hiện ngày 28/9/2026: cập nhật plugin bản 1.3.3 - 1.3.5 theo Quyết định số 2119/QĐ-CĐKT ngày 28/9/2026 ban hành Danh mục sản phẩm, công việc (thay thế danh mục dự thảo kèm Thông báo số 1052/TB-CĐKT; nội dung hai thang điểm quy đổi được bảo lưu từ lần 1 nay đã có văn bản phân định; cột Điểm chấm, Hệ số của kế hoạch, báo cáo giữ 4 mức theo Quyết định số 1923/QĐ-CĐKT Phụ lục I, II); sửa thao tác chặn ghi chặn nhầm lệnh chỉ đọc kho (chạy lại 2.289 lệnh thật: bỏ 25 lần chặn nhầm, không phát sinh lần chặn mới); bổ sung kết nối thư mục đầu vào, đầu ra cho tài khoản thành viên trên Cowork (1.3.5); nghiệm thu lại: 8/8 lượt đạt (1.3.3), 4/4 lượt đạt (bản 1.3.4); 6/8 lượt đạt (bản 1.3.5; 2 lượt ca 01 bị chấm trượt do tiêu chí lấy mã đơn vị đoán làm đáp án, đã sửa tiêu chí, chạy lại ca 01: 2/2 lượt đạt); mã SHA-256 bản 1.3.5 228926d5ae61ec27fe59be8c4b569940c56740c752e605ad8ca8690e02ebd929.</w:t>
       </w:r>
     </w:p>
     <w:p>
@@ -4112,7 +4112,7 @@
           <w:szCs w:val="28"/>
           <w:shd w:val="clear" w:color="auto" w:fill="FFFFFF"/>
         </w:rPr>
-        <w:t xml:space="preserve">nạp bản 1.3.4 để nghiệm thu.</w:t>
+        <w:t xml:space="preserve">nạp bản 1.3.5 để nghiệm thu.</w:t>
       </w:r>
     </w:p>
     <w:p>
@@ -4187,7 +4187,7 @@
           <w:sz w:val="28"/>
           <w:szCs w:val="28"/>
         </w:rPr>
-        <w:t xml:space="preserve">bản 1.3.4 dùng trên Claude Code với dữ liệu giả lập</w:t>
+        <w:t xml:space="preserve">bản 1.3.5 dùng trên Claude Code với dữ liệu giả lập</w:t>
       </w:r>
       <w:r>
         <w:rPr>

--- a/30-Ket-Qua/2026-09-28/Soan-Thao/BC_Tiep-thu-giai-trinh-tham-dinh-lan-4-KTC-Quan-tri_20260928_v2_ban-sach.docx
+++ b/30-Ket-Qua/2026-09-28/Soan-Thao/BC_Tiep-thu-giai-trinh-tham-dinh-lan-4-KTC-Quan-tri_20260928_v2_ban-sach.docx
@@ -4057,7 +4057,7 @@
           <w:szCs w:val="28"/>
           <w:shd w:val="clear" w:color="auto" w:fill="FFFFFF"/>
         </w:rPr>
-        <w:t xml:space="preserve">- Đã thực hiện ngày 28/9/2026: cập nhật plugin bản 1.3.3 - 1.3.5 theo Quyết định số 2119/QĐ-CĐKT ngày 28/9/2026 ban hành Danh mục sản phẩm, công việc (thay thế danh mục dự thảo kèm Thông báo số 1052/TB-CĐKT; nội dung hai thang điểm quy đổi được bảo lưu từ lần 1 nay đã có văn bản phân định; cột Điểm chấm, Hệ số của kế hoạch, báo cáo giữ 4 mức theo Quyết định số 1923/QĐ-CĐKT Phụ lục I, II); sửa thao tác chặn ghi chặn nhầm lệnh chỉ đọc kho (chạy lại 2.289 lệnh thật: bỏ 25 lần chặn nhầm, không phát sinh lần chặn mới); bổ sung kết nối thư mục đầu vào, đầu ra cho tài khoản thành viên trên Cowork (1.3.5); nghiệm thu lại: 8/8 lượt đạt (1.3.3), 4/4 lượt đạt (bản 1.3.4); 6/8 lượt đạt (bản 1.3.5; 2 lượt ca 01 bị chấm trượt do tiêu chí lấy mã đơn vị đoán làm đáp án, đã sửa tiêu chí, chạy lại ca 01: 2/2 lượt đạt); mã SHA-256 bản 1.3.5 228926d5ae61ec27fe59be8c4b569940c56740c752e605ad8ca8690e02ebd929.</w:t>
+        <w:t xml:space="preserve">- Đã thực hiện ngày 28 - 29/9/2026: cập nhật plugin bản 1.3.3 - 1.3.12 theo Quyết định số 2119/QĐ-CĐKT ngày 28/9/2026 ban hành Danh mục sản phẩm, công việc (thay thế danh mục dự thảo kèm Thông báo số 1052/TB-CĐKT; nội dung hai thang điểm quy đổi được bảo lưu từ lần 1 nay đã có văn bản phân định; cột Điểm chấm, Hệ số của kế hoạch, báo cáo giữ 4 mức theo Quyết định số 1923/QĐ-CĐKT Phụ lục I, II); sửa thao tác chặn ghi chặn nhầm lệnh chỉ đọc kho (chạy lại 2.289 lệnh thật: bỏ 25 lần chặn nhầm, không phát sinh lần chặn mới); bổ sung kết nối thư mục đầu vào, đầu ra cho tài khoản thành viên trên Cowork (1.3.5); báo cáo tháng cấp Trường dựng từ bản đã ban hành bằng công cụ đóng trong plugin, khắc phục chạy thử ngày 28/9/2026 kém bản ngày 21/9 (1.3.6, 1.3.7; chạy độc lập như tài khoản thành viên: báo cáo Word 8.720 chữ (bản ngày 21/9: 5.916 chữ), phụ lục 261 công thức KPI, có kế hoạch tháng 10, 14 chỗ ghi cần bổ sung đều là chi tiết không có nguồn, 0 lỗi thể thức Mức 1 - 2; lỗi phát hiện thêm (số hiệu văn bản gốc sai dạng, tiêu đề phụ lục còn tháng 8) đã sửa ở bản 1.3.7); plugin tự đủ khi dùng trên Cowork, không đề nghị thêm thư mục dự án (1.3.8, 1.3.9); văn bản dựng bằng cách ráp nội dung vào mẫu 03-Templates(1) hoặc sửa văn bản tương tự, đo thể thức ánh xạ bộ quy tắc KTC-Ra-Soat-897 (1.3.10 - 1.3.12); nghiệm thu lại: 8/8 lượt đạt (1.3.3), 4/4 lượt đạt (bản 1.3.4); 6/8 lượt đạt (bản 1.3.5; 2 lượt ca 01 bị chấm trượt do tiêu chí lấy mã đơn vị đoán làm đáp án, đã sửa tiêu chí, chạy lại ca 01: 2/2 lượt đạt); mã SHA-256 bản 1.3.12 ac18042010912719e19342f8eb422d74a4c3f3f93e674cd02661168a8e7869df.</w:t>
       </w:r>
     </w:p>
     <w:p>
@@ -4112,7 +4112,7 @@
           <w:szCs w:val="28"/>
           <w:shd w:val="clear" w:color="auto" w:fill="FFFFFF"/>
         </w:rPr>
-        <w:t xml:space="preserve">nạp bản 1.3.5 để nghiệm thu.</w:t>
+        <w:t xml:space="preserve">nạp bản 1.3.12 để nghiệm thu.</w:t>
       </w:r>
     </w:p>
     <w:p>
@@ -4187,7 +4187,7 @@
           <w:sz w:val="28"/>
           <w:szCs w:val="28"/>
         </w:rPr>
-        <w:t xml:space="preserve">bản 1.3.5 dùng trên Claude Code với dữ liệu giả lập</w:t>
+        <w:t xml:space="preserve">bản 1.3.12 dùng trên Claude Code với dữ liệu giả lập</w:t>
       </w:r>
       <w:r>
         <w:rPr>
